--- a/resources/templates/01经济责任审计通知书.docx
+++ b/resources/templates/01经济责任审计通知书.docx
@@ -342,17 +342,7 @@
           <w:sz w:val="32"/>
           <w:szCs w:val="32"/>
         </w:rPr>
-        <w:t>附件：审计“八不准”工作</w:t>
-      </w:r>
-      <w:r>
-        <w:rPr>
-          <w:rFonts w:hint="eastAsia" w:eastAsia="仿宋_GB2312" w:cs="Times New Roman"/>
-          <w:color w:val="auto"/>
-          <w:sz w:val="32"/>
-          <w:szCs w:val="32"/>
-          <w:lang w:val="en-US" w:eastAsia="zh-CN"/>
-        </w:rPr>
-        <w:t>纪律</w:t>
+        <w:t>附件：{content}</w:t>
       </w:r>
     </w:p>
     <w:p>
@@ -450,7 +440,49 @@
           <w:szCs w:val="32"/>
           <w:lang w:val="en-US" w:eastAsia="zh-CN"/>
         </w:rPr>
-        <w:t>科右前旗审计局</w:t>
+        <w:t>{auditCommitteeOffice}</w:t>
+      </w:r>
+    </w:p>
+    <w:p>
+      <w:pPr>
+        <w:pStyle w:val="5"/>
+        <w:keepNext w:val="0"/>
+        <w:keepLines w:val="0"/>
+        <w:pageBreakBefore w:val="0"/>
+        <w:widowControl w:val="0"/>
+        <w:kinsoku/>
+        <w:wordWrap/>
+        <w:overflowPunct/>
+        <w:topLinePunct w:val="0"/>
+        <w:autoSpaceDE/>
+        <w:autoSpaceDN/>
+        <w:bidi w:val="0"/>
+        <w:adjustRightInd/>
+        <w:snapToGrid/>
+        <w:spacing w:before="132" w:line="540" w:lineRule="exact"/>
+        <w:ind w:firstLine="5814" w:firstLineChars="1900"/>
+        <w:textAlignment w:val="auto"/>
+        <w:rPr>
+          <w:rFonts w:hint="eastAsia" w:ascii="仿宋_GB2312" w:hAnsi="仿宋_GB2312" w:eastAsia="仿宋_GB2312" w:cs="仿宋_GB2312"/>
+          <w:b w:val="0"/>
+          <w:bCs w:val="0"/>
+          <w:spacing w:val="-7"/>
+          <w:sz w:val="32"/>
+          <w:szCs w:val="32"/>
+          <w:lang w:val="en-US" w:eastAsia="zh-CN"/>
+        </w:rPr>
+      </w:pPr>
+      <w:r>
+        <w:rPr>
+          <w:rFonts w:hint="eastAsia" w:ascii="仿宋_GB2312" w:hAnsi="仿宋_GB2312" w:eastAsia="仿宋_GB2312" w:cs="仿宋_GB2312"/>
+          <w:b w:val="0"/>
+          <w:bCs w:val="0"/>
+          <w:spacing w:val="-7"/>
+          <w:sz w:val="32"/>
+          <w:szCs w:val="32"/>
+          <w:lang w:val="en-US" w:eastAsia="zh-CN"/>
+        </w:rPr>
+        <w:t>{auditOrg}</w:t>
       </w:r>
     </w:p>
     <w:p>

--- a/resources/templates/01经济责任审计通知书.docx
+++ b/resources/templates/01经济责任审计通知书.docx
@@ -342,7 +342,7 @@
           <w:sz w:val="32"/>
           <w:szCs w:val="32"/>
         </w:rPr>
-        <w:t>附件：{content}</w:t>
+        <w:t>附件：{content}{#auditCommitteeOffice}</w:t>
       </w:r>
     </w:p>
     <w:p>
@@ -441,6 +441,18 @@
           <w:lang w:val="en-US" w:eastAsia="zh-CN"/>
         </w:rPr>
         <w:t>{auditCommitteeOffice}</w:t>
+      </w:r>
+      <w:r>
+        <w:rPr>
+          <w:rFonts w:hint="eastAsia" w:ascii="仿宋_GB2312" w:hAnsi="仿宋_GB2312" w:eastAsia="仿宋_GB2312" w:cs="仿宋_GB2312"/>
+          <w:b w:val="0"/>
+          <w:bCs w:val="0"/>
+          <w:spacing w:val="-7"/>
+          <w:sz w:val="32"/>
+          <w:szCs w:val="32"/>
+          <w:lang w:val="en-US" w:eastAsia="zh-CN"/>
+        </w:rPr>
+        <w:t>{/auditCommitteeOffice}</w:t>
       </w:r>
     </w:p>
     <w:p>
